--- a/state-vignettes/texas_highway_report.docx
+++ b/state-vignettes/texas_highway_report.docx
@@ -7,6 +7,9 @@
         <w:pStyle w:val="Heading1"/>
       </w:pPr>
       <w:r>
+        <w:rPr>
+          <w:color w:val="FF5500"/>
+        </w:rPr>
         <w:t>Texas Ranks 27th in the Nation in Highway Performance and Cost-Effectiveness</w:t>
       </w:r>
     </w:p>
@@ -17,7 +20,7 @@
     </w:p>
     <w:p>
       <w:r>
-        <w:t xml:space="preserve">According to the Annual Highway Report by Reason Foundation, this is a change from the state's previous rankings. </w:t>
+        <w:t>According to the Annual Highway Report by Reason Foundation, this is a change from the state's previous rankings.</w:t>
       </w:r>
     </w:p>
     <w:p>
@@ -37,7 +40,12 @@
     </w:p>
     <w:p>
       <w:r>
-        <w:t>Compared to last year, Texas has the following notable changes in rankings: Rural Fatality Rate worsened by 5.0 points, from 37 to 42; Urban Fatality Rate improved by 8.0 points, from 34 to 26; Other Disbursements worsened by 15.0 points, from 19 to 34.</w:t>
+        <w:t>Compared to last year, Texas has the following notable changes in rankings: Rural Fatality Rate worsened by 5 points, from 37 to 42; Urban Fatality Rate improved by 8 points, from 34 to 26; Other Disbursements worsened by 15 points, from 19 to 34.</w:t>
+      </w:r>
+    </w:p>
+    <w:p>
+      <w:r>
+        <w:t>Compared to neighboring and nearby states, Texas’s overall highway performance is worse than Arkansas (21st); better than New Mexico (39th), Oklahoma (45th), and Louisiana (46th).</w:t>
       </w:r>
     </w:p>
     <w:p>
@@ -53,6 +61,518 @@
     <w:p>
       <w:r>
         <w:t>“In terms of improving in the road condition and performance categories, Texas should focus on reducing Other Fatality Rate and Rural Fatality Rate. Texas’s rank of 43rd in Other Fatality Rate makes it one of the worst in the nation for this safety metric,” said Baruch Feigenbaum, lead author of the 29th Annual Highway Report and senior managing director of transportation policy at Reason Foundation.</w:t>
+      </w:r>
+    </w:p>
+    <w:p>
+      <w:r>
+        <w:rPr>
+          <w:b/>
+          <w:color w:val="FF5500"/>
+          <w:sz w:val="28"/>
+        </w:rPr>
+        <w:t>TEXAS’S RANKINGS IN THE 29TH ANNUAL HIGHWAY REPORT</w:t>
+      </w:r>
+    </w:p>
+    <w:tbl>
+      <w:tblPr>
+        <w:tblW w:type="auto" w:w="0"/>
+        <w:tblLayout w:type="autofit"/>
+        <w:tblLook w:firstColumn="1" w:firstRow="1" w:lastColumn="0" w:lastRow="0" w:noHBand="0" w:noVBand="1" w:val="04A0"/>
+      </w:tblPr>
+      <w:tblGrid>
+        <w:gridCol w:w="4320"/>
+        <w:gridCol w:w="4320"/>
+      </w:tblGrid>
+      <w:tr>
+        <w:tc>
+          <w:tcPr>
+            <w:tcW w:type="dxa" w:w="4320"/>
+            <w:vAlign w:val="center"/>
+          </w:tcPr>
+          <w:p>
+            <w:r>
+              <w:rPr>
+                <w:b/>
+                <w:color w:val="FF5500"/>
+                <w:sz w:val="22"/>
+              </w:rPr>
+              <w:t>Category</w:t>
+            </w:r>
+          </w:p>
+        </w:tc>
+        <w:tc>
+          <w:tcPr>
+            <w:tcW w:type="dxa" w:w="4320"/>
+            <w:vAlign w:val="center"/>
+          </w:tcPr>
+          <w:p>
+            <w:pPr>
+              <w:jc w:val="right"/>
+            </w:pPr>
+            <w:r>
+              <w:rPr>
+                <w:b/>
+                <w:color w:val="FF5500"/>
+                <w:sz w:val="22"/>
+              </w:rPr>
+              <w:t>Rank</w:t>
+            </w:r>
+          </w:p>
+        </w:tc>
+      </w:tr>
+      <w:tr>
+        <w:tc>
+          <w:tcPr>
+            <w:tcW w:type="dxa" w:w="4320"/>
+            <w:shd w:fill="F0F0F0"/>
+          </w:tcPr>
+          <w:p>
+            <w:r>
+              <w:rPr>
+                <w:sz w:val="20"/>
+              </w:rPr>
+              <w:t>Overall</w:t>
+            </w:r>
+          </w:p>
+        </w:tc>
+        <w:tc>
+          <w:tcPr>
+            <w:tcW w:type="dxa" w:w="4320"/>
+            <w:shd w:fill="F0F0F0"/>
+          </w:tcPr>
+          <w:p>
+            <w:pPr>
+              <w:jc w:val="right"/>
+            </w:pPr>
+            <w:r>
+              <w:rPr>
+                <w:sz w:val="20"/>
+              </w:rPr>
+              <w:t>27</w:t>
+            </w:r>
+          </w:p>
+        </w:tc>
+      </w:tr>
+      <w:tr>
+        <w:tc>
+          <w:tcPr>
+            <w:tcW w:type="dxa" w:w="4320"/>
+          </w:tcPr>
+          <w:p>
+            <w:r>
+              <w:rPr>
+                <w:sz w:val="20"/>
+              </w:rPr>
+              <w:t>Capital &amp; Bridge Disbursements</w:t>
+            </w:r>
+          </w:p>
+        </w:tc>
+        <w:tc>
+          <w:tcPr>
+            <w:tcW w:type="dxa" w:w="4320"/>
+          </w:tcPr>
+          <w:p>
+            <w:pPr>
+              <w:jc w:val="right"/>
+            </w:pPr>
+            <w:r>
+              <w:rPr>
+                <w:sz w:val="20"/>
+              </w:rPr>
+              <w:t>34</w:t>
+            </w:r>
+          </w:p>
+        </w:tc>
+      </w:tr>
+      <w:tr>
+        <w:tc>
+          <w:tcPr>
+            <w:tcW w:type="dxa" w:w="4320"/>
+            <w:shd w:fill="F0F0F0"/>
+          </w:tcPr>
+          <w:p>
+            <w:r>
+              <w:rPr>
+                <w:sz w:val="20"/>
+              </w:rPr>
+              <w:t>Maintenance Disbursements</w:t>
+            </w:r>
+          </w:p>
+        </w:tc>
+        <w:tc>
+          <w:tcPr>
+            <w:tcW w:type="dxa" w:w="4320"/>
+            <w:shd w:fill="F0F0F0"/>
+          </w:tcPr>
+          <w:p>
+            <w:pPr>
+              <w:jc w:val="right"/>
+            </w:pPr>
+            <w:r>
+              <w:rPr>
+                <w:sz w:val="20"/>
+              </w:rPr>
+              <w:t>22</w:t>
+            </w:r>
+          </w:p>
+        </w:tc>
+      </w:tr>
+      <w:tr>
+        <w:tc>
+          <w:tcPr>
+            <w:tcW w:type="dxa" w:w="4320"/>
+          </w:tcPr>
+          <w:p>
+            <w:r>
+              <w:rPr>
+                <w:sz w:val="20"/>
+              </w:rPr>
+              <w:t>Administrative Disbursements</w:t>
+            </w:r>
+          </w:p>
+        </w:tc>
+        <w:tc>
+          <w:tcPr>
+            <w:tcW w:type="dxa" w:w="4320"/>
+          </w:tcPr>
+          <w:p>
+            <w:pPr>
+              <w:jc w:val="right"/>
+            </w:pPr>
+            <w:r>
+              <w:rPr>
+                <w:sz w:val="20"/>
+              </w:rPr>
+              <w:t>37</w:t>
+            </w:r>
+          </w:p>
+        </w:tc>
+      </w:tr>
+      <w:tr>
+        <w:tc>
+          <w:tcPr>
+            <w:tcW w:type="dxa" w:w="4320"/>
+            <w:shd w:fill="F0F0F0"/>
+          </w:tcPr>
+          <w:p>
+            <w:r>
+              <w:rPr>
+                <w:sz w:val="20"/>
+              </w:rPr>
+              <w:t>Other Disbursements</w:t>
+            </w:r>
+          </w:p>
+        </w:tc>
+        <w:tc>
+          <w:tcPr>
+            <w:tcW w:type="dxa" w:w="4320"/>
+            <w:shd w:fill="F0F0F0"/>
+          </w:tcPr>
+          <w:p>
+            <w:pPr>
+              <w:jc w:val="right"/>
+            </w:pPr>
+            <w:r>
+              <w:rPr>
+                <w:sz w:val="20"/>
+              </w:rPr>
+              <w:t>34</w:t>
+            </w:r>
+          </w:p>
+        </w:tc>
+      </w:tr>
+      <w:tr>
+        <w:tc>
+          <w:tcPr>
+            <w:tcW w:type="dxa" w:w="4320"/>
+          </w:tcPr>
+          <w:p>
+            <w:r>
+              <w:rPr>
+                <w:sz w:val="20"/>
+              </w:rPr>
+              <w:t>Rural Interstate Pavement Condition</w:t>
+            </w:r>
+          </w:p>
+        </w:tc>
+        <w:tc>
+          <w:tcPr>
+            <w:tcW w:type="dxa" w:w="4320"/>
+          </w:tcPr>
+          <w:p>
+            <w:pPr>
+              <w:jc w:val="right"/>
+            </w:pPr>
+            <w:r>
+              <w:rPr>
+                <w:sz w:val="20"/>
+              </w:rPr>
+              <w:t>21</w:t>
+            </w:r>
+          </w:p>
+        </w:tc>
+      </w:tr>
+      <w:tr>
+        <w:tc>
+          <w:tcPr>
+            <w:tcW w:type="dxa" w:w="4320"/>
+            <w:shd w:fill="F0F0F0"/>
+          </w:tcPr>
+          <w:p>
+            <w:r>
+              <w:rPr>
+                <w:sz w:val="20"/>
+              </w:rPr>
+              <w:t>Rural Other Principal Arterial Pavement Condition</w:t>
+            </w:r>
+          </w:p>
+        </w:tc>
+        <w:tc>
+          <w:tcPr>
+            <w:tcW w:type="dxa" w:w="4320"/>
+            <w:shd w:fill="F0F0F0"/>
+          </w:tcPr>
+          <w:p>
+            <w:pPr>
+              <w:jc w:val="right"/>
+            </w:pPr>
+            <w:r>
+              <w:rPr>
+                <w:sz w:val="20"/>
+              </w:rPr>
+              <w:t>12</w:t>
+            </w:r>
+          </w:p>
+        </w:tc>
+      </w:tr>
+      <w:tr>
+        <w:tc>
+          <w:tcPr>
+            <w:tcW w:type="dxa" w:w="4320"/>
+          </w:tcPr>
+          <w:p>
+            <w:r>
+              <w:rPr>
+                <w:sz w:val="20"/>
+              </w:rPr>
+              <w:t>Urban Interstate Pavement Condition</w:t>
+            </w:r>
+          </w:p>
+        </w:tc>
+        <w:tc>
+          <w:tcPr>
+            <w:tcW w:type="dxa" w:w="4320"/>
+          </w:tcPr>
+          <w:p>
+            <w:pPr>
+              <w:jc w:val="right"/>
+            </w:pPr>
+            <w:r>
+              <w:rPr>
+                <w:sz w:val="20"/>
+              </w:rPr>
+              <w:t>33</w:t>
+            </w:r>
+          </w:p>
+        </w:tc>
+      </w:tr>
+      <w:tr>
+        <w:tc>
+          <w:tcPr>
+            <w:tcW w:type="dxa" w:w="4320"/>
+            <w:shd w:fill="F0F0F0"/>
+          </w:tcPr>
+          <w:p>
+            <w:r>
+              <w:rPr>
+                <w:sz w:val="20"/>
+              </w:rPr>
+              <w:t>Urban Other Principal Arterial Pavement Condition</w:t>
+            </w:r>
+          </w:p>
+        </w:tc>
+        <w:tc>
+          <w:tcPr>
+            <w:tcW w:type="dxa" w:w="4320"/>
+            <w:shd w:fill="F0F0F0"/>
+          </w:tcPr>
+          <w:p>
+            <w:pPr>
+              <w:jc w:val="right"/>
+            </w:pPr>
+            <w:r>
+              <w:rPr>
+                <w:sz w:val="20"/>
+              </w:rPr>
+              <w:t>39</w:t>
+            </w:r>
+          </w:p>
+        </w:tc>
+      </w:tr>
+      <w:tr>
+        <w:tc>
+          <w:tcPr>
+            <w:tcW w:type="dxa" w:w="4320"/>
+          </w:tcPr>
+          <w:p>
+            <w:r>
+              <w:rPr>
+                <w:sz w:val="20"/>
+              </w:rPr>
+              <w:t>Urbanized Area Congestion</w:t>
+            </w:r>
+          </w:p>
+        </w:tc>
+        <w:tc>
+          <w:tcPr>
+            <w:tcW w:type="dxa" w:w="4320"/>
+          </w:tcPr>
+          <w:p>
+            <w:pPr>
+              <w:jc w:val="right"/>
+            </w:pPr>
+            <w:r>
+              <w:rPr>
+                <w:sz w:val="20"/>
+              </w:rPr>
+              <w:t>41</w:t>
+            </w:r>
+          </w:p>
+        </w:tc>
+      </w:tr>
+      <w:tr>
+        <w:tc>
+          <w:tcPr>
+            <w:tcW w:type="dxa" w:w="4320"/>
+            <w:shd w:fill="F0F0F0"/>
+          </w:tcPr>
+          <w:p>
+            <w:r>
+              <w:rPr>
+                <w:sz w:val="20"/>
+              </w:rPr>
+              <w:t>Structurally Deficient Bridges</w:t>
+            </w:r>
+          </w:p>
+        </w:tc>
+        <w:tc>
+          <w:tcPr>
+            <w:tcW w:type="dxa" w:w="4320"/>
+            <w:shd w:fill="F0F0F0"/>
+          </w:tcPr>
+          <w:p>
+            <w:pPr>
+              <w:jc w:val="right"/>
+            </w:pPr>
+            <w:r>
+              <w:rPr>
+                <w:sz w:val="20"/>
+              </w:rPr>
+              <w:t>3</w:t>
+            </w:r>
+          </w:p>
+        </w:tc>
+      </w:tr>
+      <w:tr>
+        <w:tc>
+          <w:tcPr>
+            <w:tcW w:type="dxa" w:w="4320"/>
+          </w:tcPr>
+          <w:p>
+            <w:r>
+              <w:rPr>
+                <w:sz w:val="20"/>
+              </w:rPr>
+              <w:t>Rural Fatality Rate</w:t>
+            </w:r>
+          </w:p>
+        </w:tc>
+        <w:tc>
+          <w:tcPr>
+            <w:tcW w:type="dxa" w:w="4320"/>
+          </w:tcPr>
+          <w:p>
+            <w:pPr>
+              <w:jc w:val="right"/>
+            </w:pPr>
+            <w:r>
+              <w:rPr>
+                <w:sz w:val="20"/>
+              </w:rPr>
+              <w:t>42</w:t>
+            </w:r>
+          </w:p>
+        </w:tc>
+      </w:tr>
+      <w:tr>
+        <w:tc>
+          <w:tcPr>
+            <w:tcW w:type="dxa" w:w="4320"/>
+            <w:shd w:fill="F0F0F0"/>
+          </w:tcPr>
+          <w:p>
+            <w:r>
+              <w:rPr>
+                <w:sz w:val="20"/>
+              </w:rPr>
+              <w:t>Urban Fatality Rate</w:t>
+            </w:r>
+          </w:p>
+        </w:tc>
+        <w:tc>
+          <w:tcPr>
+            <w:tcW w:type="dxa" w:w="4320"/>
+            <w:shd w:fill="F0F0F0"/>
+          </w:tcPr>
+          <w:p>
+            <w:pPr>
+              <w:jc w:val="right"/>
+            </w:pPr>
+            <w:r>
+              <w:rPr>
+                <w:sz w:val="20"/>
+              </w:rPr>
+              <w:t>26</w:t>
+            </w:r>
+          </w:p>
+        </w:tc>
+      </w:tr>
+      <w:tr>
+        <w:tc>
+          <w:tcPr>
+            <w:tcW w:type="dxa" w:w="4320"/>
+          </w:tcPr>
+          <w:p>
+            <w:r>
+              <w:rPr>
+                <w:sz w:val="20"/>
+              </w:rPr>
+              <w:t>Other Fatality Rate</w:t>
+            </w:r>
+          </w:p>
+        </w:tc>
+        <w:tc>
+          <w:tcPr>
+            <w:tcW w:type="dxa" w:w="4320"/>
+          </w:tcPr>
+          <w:p>
+            <w:pPr>
+              <w:jc w:val="right"/>
+            </w:pPr>
+            <w:r>
+              <w:rPr>
+                <w:sz w:val="20"/>
+              </w:rPr>
+              <w:t>43</w:t>
+            </w:r>
+          </w:p>
+        </w:tc>
+      </w:tr>
+    </w:tbl>
+    <w:p>
+      <w:r>
+        <w:br/>
+        <w:t>Reason Foundation’s 29th Annual Highway Report measures the condition and cost- effectiveness of state-controlled highways in 13 categories, including pavement and bridge conditions, traffic fatalities, and spending. In the performance categories, ranking first implies the state has the best or lowest fatality rate and its road pavement is in the best condition. A ranking of 50th in performance categories means the state has the worst fatality rates or pavement conditions. In simplified terms, in the cost-effectiveness categories, a rank of 50 means the state spends more money, and a first-place ranking means the state spends less money than other states in that category.</w:t>
       </w:r>
     </w:p>
     <w:p>

--- a/state-vignettes/texas_highway_report.docx
+++ b/state-vignettes/texas_highway_report.docx
@@ -10,12 +10,12 @@
         <w:rPr>
           <w:color w:val="FF5500"/>
         </w:rPr>
-        <w:t>Texas Ranks 27th in the Nation in Highway Performance and Cost-Effectiveness</w:t>
+        <w:t>Texas Ranks 30th in the Nation in Highway Performance and Cost-Effectiveness</w:t>
       </w:r>
     </w:p>
     <w:p>
       <w:r>
-        <w:t>Texas’s highway system ranks 27th in the nation in overall cost-effectiveness and condition.</w:t>
+        <w:t>Texas’s highway system ranks 30th in the nation in overall cost-effectiveness and condition.</w:t>
       </w:r>
     </w:p>
     <w:p>
@@ -25,42 +25,42 @@
     </w:p>
     <w:p>
       <w:r>
-        <w:t>In safety and condition categories, Texas’s highways rank 33rd in urban Interstate pavement condition, 21st in rural Interstate pavement condition, 39th in urban arterial pavement condition, 12th in rural arterial pavement condition, 3rd in structurally deficient bridges, 26th in urban fatality rate, and 42nd in rural fatality rate.</w:t>
+        <w:t>In safety and condition categories, Texas’s highways rank 32nd in urban Interstate pavement condition, 19th in rural Interstate pavement condition, 37th in urban arterial pavement condition, 16th in rural arterial pavement condition, 3rd in structurally deficient bridges, 33rd in urban fatality rate, and 38th in rural fatality rate.</w:t>
       </w:r>
     </w:p>
     <w:p>
       <w:r>
-        <w:t>Texas ranks 41st out of the 50 states in traffic congestion, and its drivers spend 37.09 hours a year stuck in traffic congestion.</w:t>
+        <w:t>Texas ranks 41st out of the 50 states in traffic congestion, and its drivers spend 39.17 hours a year stuck in traffic congestion.</w:t>
       </w:r>
     </w:p>
     <w:p>
       <w:r>
-        <w:t>In spending and cost-effectiveness, Texas ranks 34th in capital and bridge disbursements, which are the costs of building new roads and bridges and widening existing ones. Texas ranks 22nd in maintenance spending, such as the costs of repaving roads and filling in potholes. Texas’s administrative disbursements, including office spending that doesn’t make its way to roads, rank 37th nationwide.</w:t>
+        <w:t>In spending and cost-effectiveness, Texas ranks 41st in capital and bridge disbursements, which are the costs of building new roads and bridges and widening existing ones. Texas ranks 26th in maintenance spending, such as the costs of repaving roads and filling in potholes. Texas’s administrative disbursements, including office spending that doesn’t make its way to roads, rank 32nd nationwide.</w:t>
       </w:r>
     </w:p>
     <w:p>
       <w:r>
-        <w:t>Compared to last year, Texas has the following notable changes in rankings: Rural Fatality Rate worsened by 5 points, from 37 to 42; Urban Fatality Rate improved by 8 points, from 34 to 26; Other Disbursements worsened by 15 points, from 19 to 34.</w:t>
+        <w:t>Compared to last year, Texas has the following notable changes in rankings: Capital &amp; Bridge Disbursements worsened by 7 points, from 34 to 41; Administrative Disbursements improved by 5 points, from 37 to 32; Other Disbursements worsened by 5 points, from 34 to 39; Urban Fatality Rate worsened by 7 points, from 26 to 33.</w:t>
       </w:r>
     </w:p>
     <w:p>
       <w:r>
-        <w:t>Compared to neighboring and nearby states, Texas’s overall highway performance is worse than Arkansas (21st); better than New Mexico (39th), Oklahoma (45th), and Louisiana (46th).</w:t>
+        <w:t>Compared to neighboring and nearby states, Texas’s overall highway performance is worse than Arkansas (17th); better than New Mexico (39th), Oklahoma (43rd), and Louisiana (44th).</w:t>
       </w:r>
     </w:p>
     <w:p>
       <w:r>
-        <w:t>Comparing its overall performance to similarly populated states, Texas ranks better than California (49th); worse than Florida (14th).</w:t>
+        <w:t>Comparing its overall performance to similarly populated states, Texas ranks better than California (47th); worse than Florida (10th).</w:t>
       </w:r>
     </w:p>
     <w:p>
       <w:r>
-        <w:t>Texas’s highway system ranks 27th out of 50 states overall this year, compared to 25th last year.</w:t>
+        <w:t>Texas’s highway system ranks 30th out of 50 states overall this year, compared to 27th last year.</w:t>
       </w:r>
     </w:p>
     <w:p>
       <w:r>
-        <w:t>“In terms of improving in the road condition and performance categories, Texas should focus on reducing Other Fatality Rate and Rural Fatality Rate. Texas’s rank of 43rd in Other Fatality Rate makes it one of the worst in the nation for this safety metric,” said Baruch Feigenbaum, lead author of the 29th Annual Highway Report and senior managing director of transportation policy at Reason Foundation.</w:t>
+        <w:t>“In terms of improving in the road condition and performance categories, Texas should focus on reducing Capital &amp; Bridge Disbursements and Urbanized Area Congestion. Texas’s rank of 41st in Capital &amp; Bridge Disbursements makes it one of the worst in the nation for this safety metric,” said Baruch Feigenbaum, lead author of the 30th Annual Highway Report and senior managing director of transportation policy at Reason Foundation.</w:t>
       </w:r>
     </w:p>
     <w:p>
@@ -70,7 +70,7 @@
           <w:color w:val="FF5500"/>
           <w:sz w:val="28"/>
         </w:rPr>
-        <w:t>TEXAS’S RANKINGS IN THE 29TH ANNUAL HIGHWAY REPORT</w:t>
+        <w:t>TEXAS’S RANKINGS IN THE 30TH ANNUAL HIGHWAY REPORT</w:t>
       </w:r>
     </w:p>
     <w:tbl>
@@ -148,7 +148,7 @@
               <w:rPr>
                 <w:sz w:val="20"/>
               </w:rPr>
-              <w:t>27</w:t>
+              <w:t>30</w:t>
             </w:r>
           </w:p>
         </w:tc>
@@ -179,7 +179,7 @@
               <w:rPr>
                 <w:sz w:val="20"/>
               </w:rPr>
-              <w:t>34</w:t>
+              <w:t>41</w:t>
             </w:r>
           </w:p>
         </w:tc>
@@ -212,7 +212,7 @@
               <w:rPr>
                 <w:sz w:val="20"/>
               </w:rPr>
-              <w:t>22</w:t>
+              <w:t>26</w:t>
             </w:r>
           </w:p>
         </w:tc>
@@ -243,7 +243,7 @@
               <w:rPr>
                 <w:sz w:val="20"/>
               </w:rPr>
-              <w:t>37</w:t>
+              <w:t>32</w:t>
             </w:r>
           </w:p>
         </w:tc>
@@ -276,7 +276,7 @@
               <w:rPr>
                 <w:sz w:val="20"/>
               </w:rPr>
-              <w:t>34</w:t>
+              <w:t>39</w:t>
             </w:r>
           </w:p>
         </w:tc>
@@ -307,7 +307,7 @@
               <w:rPr>
                 <w:sz w:val="20"/>
               </w:rPr>
-              <w:t>21</w:t>
+              <w:t>19</w:t>
             </w:r>
           </w:p>
         </w:tc>
@@ -340,7 +340,7 @@
               <w:rPr>
                 <w:sz w:val="20"/>
               </w:rPr>
-              <w:t>12</w:t>
+              <w:t>16</w:t>
             </w:r>
           </w:p>
         </w:tc>
@@ -371,7 +371,7 @@
               <w:rPr>
                 <w:sz w:val="20"/>
               </w:rPr>
-              <w:t>33</w:t>
+              <w:t>32</w:t>
             </w:r>
           </w:p>
         </w:tc>
@@ -404,7 +404,7 @@
               <w:rPr>
                 <w:sz w:val="20"/>
               </w:rPr>
-              <w:t>39</w:t>
+              <w:t>37</w:t>
             </w:r>
           </w:p>
         </w:tc>
@@ -499,7 +499,7 @@
               <w:rPr>
                 <w:sz w:val="20"/>
               </w:rPr>
-              <w:t>42</w:t>
+              <w:t>38</w:t>
             </w:r>
           </w:p>
         </w:tc>
@@ -532,7 +532,7 @@
               <w:rPr>
                 <w:sz w:val="20"/>
               </w:rPr>
-              <w:t>26</w:t>
+              <w:t>33</w:t>
             </w:r>
           </w:p>
         </w:tc>
@@ -563,7 +563,7 @@
               <w:rPr>
                 <w:sz w:val="20"/>
               </w:rPr>
-              <w:t>43</w:t>
+              <w:t>41</w:t>
             </w:r>
           </w:p>
         </w:tc>
@@ -572,12 +572,12 @@
     <w:p>
       <w:r>
         <w:br/>
-        <w:t>Reason Foundation’s 29th Annual Highway Report measures the condition and cost- effectiveness of state-controlled highways in 13 categories, including pavement and bridge conditions, traffic fatalities, and spending. In the performance categories, ranking first implies the state has the best or lowest fatality rate and its road pavement is in the best condition. A ranking of 50th in performance categories means the state has the worst fatality rates or pavement conditions. In simplified terms, in the cost-effectiveness categories, a rank of 50 means the state spends more money, and a first-place ranking means the state spends less money than other states in that category.</w:t>
+        <w:t>Reason Foundation’s 30th Annual Highway Report measures the condition and cost-effectiveness of state-controlled highways in 13 categories, including pavement and bridge conditions, traffic fatalities, and spending. In the performance categories, ranking first implies the state has the best or lowest fatality rate and its road pavement is in the best condition. A ranking of 50th in performance categories means the state has the worst fatality rates or pavement conditions. In simplified terms, in the cost-effectiveness categories, a rank of 50 means the state spends more money, and a first-place ranking means the state spends less money than other states in that category.</w:t>
       </w:r>
     </w:p>
     <w:p>
       <w:r>
-        <w:t>The report’s data are primarily information each state directly reported to the Federal Highway Administration for 2023. Better Roads and Bridges provides the deficient bridge data, and INRIX.com provides the traffic congestion data.</w:t>
+        <w:t>The report’s data are primarily information each state directly reported to the Federal Highway Administration for 2024. Better Roads and Bridges provides the deficient bridge data, and INRIX.com provides the traffic congestion data.</w:t>
       </w:r>
     </w:p>
     <w:sectPr>
